--- a/AI_Agents_and_Advanced_Fine_Tuning_Bootcamp/Certification_Test/PCAP_Agents_Final_Exam_Solution.docx
+++ b/AI_Agents_and_Advanced_Fine_Tuning_Bootcamp/Certification_Test/PCAP_Agents_Final_Exam_Solution.docx
@@ -12,7 +12,7 @@
           <w:color w:val="1E2761"/>
           <w:sz w:val="44"/>
         </w:rPr>
-        <w:t>PCAP-Agents Final Certification Exam — Answer Key</w:t>
+        <w:t>PCAP-Agents Final Certification Exam: Answer Key</w:t>
       </w:r>
     </w:p>
     <w:p>
@@ -4353,7 +4353,7 @@
           <w:color w:val="1E2761"/>
           <w:sz w:val="26"/>
         </w:rPr>
-        <w:t>Scenario 1: Scenario A: Production agent design</w:t>
+        <w:t>Scenario 1: Production agent design</w:t>
       </w:r>
     </w:p>
     <w:p>
@@ -4441,7 +4441,7 @@
           <w:color w:val="1E2761"/>
           <w:sz w:val="26"/>
         </w:rPr>
-        <w:t>Scenario 2: Scenario B: Fine-tuning vs RAG</w:t>
+        <w:t>Scenario 2: Fine-tuning vs RAG</w:t>
       </w:r>
     </w:p>
     <w:p>
@@ -4529,7 +4529,7 @@
           <w:color w:val="1E2761"/>
           <w:sz w:val="26"/>
         </w:rPr>
-        <w:t>Scenario 3: Scenario C: Alignment method selection</w:t>
+        <w:t>Scenario 3: Alignment method selection</w:t>
       </w:r>
     </w:p>
     <w:p>
@@ -4617,7 +4617,7 @@
           <w:color w:val="1E2761"/>
           <w:sz w:val="26"/>
         </w:rPr>
-        <w:t>Scenario 4: Scenario D: System architecture</w:t>
+        <w:t>Scenario 4: System architecture</w:t>
       </w:r>
     </w:p>
     <w:p>
@@ -4715,6 +4715,22 @@
           <w:sz w:val="22"/>
         </w:rPr>
         <w:t>A passing grade earns the PCAP-Agents certificate, recognized across the Proxiant alumni network and partner employers. The certificate is valid for 3 years; renewal requires either a completed continuing-education credit or re-examination.</w:t>
+      </w:r>
+    </w:p>
+    <w:p>
+      <w:pPr>
+        <w:pBdr>
+          <w:bottom w:val="single" w:sz="6" w:space="1" w:color="1E2761"/>
+        </w:pBdr>
+      </w:pPr>
+    </w:p>
+    <w:p>
+      <w:r>
+        <w:rPr>
+          <w:color w:val="333333"/>
+          <w:sz w:val="18"/>
+        </w:rPr>
+        <w:t>© 2026 Proxiant Academy | info@proxiant.com | https://proxiant.ai/training</w:t>
       </w:r>
     </w:p>
     <w:sectPr>
